--- a/tillsyn/A 40918-2026 tillsynsbegäran.docx
+++ b/tillsyn/A 40918-2026 tillsynsbegäran.docx
@@ -7,7 +7,7 @@
         <w:pStyle w:val="Title"/>
       </w:pPr>
       <w:r>
-        <w:t>Tillsynsbegäran – information om höga naturvärden i avverkningsanmälan A 40918-2026 i Åtvidabergs kommun</w:t>
+        <w:t>Tillsynsbegäran – information om höga naturvärden och fridlysta arter i avverkningsanmälan A 40918-2026 i Åtvidabergs kommun</w:t>
       </w:r>
     </w:p>
     <w:p>
@@ -22,7 +22,7 @@
       <w:r>
         <w:drawing>
           <wp:inline xmlns:a="http://schemas.openxmlformats.org/drawingml/2006/main" xmlns:pic="http://schemas.openxmlformats.org/drawingml/2006/picture">
-            <wp:extent cx="5486400" cy="4626318"/>
+            <wp:extent cx="5486400" cy="4619625"/>
             <wp:docPr id="1" name="Picture 1"/>
             <wp:cNvGraphicFramePr>
               <a:graphicFrameLocks noChangeAspect="1"/>
@@ -43,7 +43,7 @@
                   <pic:spPr>
                     <a:xfrm>
                       <a:off x="0" y="0"/>
-                      <a:ext cx="5486400" cy="4626318"/>
+                      <a:ext cx="5486400" cy="4619625"/>
                     </a:xfrm>
                     <a:prstGeom prst="rect"/>
                   </pic:spPr>
@@ -60,12 +60,12 @@
         <w:spacing w:after="240"/>
       </w:pPr>
       <w:r>
-        <w:t>Figur 1. Fyndplatser för naturvårdsarter i och inom 10 meter från avverkningsanmälan. Markörer utan svart kant är placerade på fyndplatsen. Markörer med svart kant är placerade vid sidan av fyndplatsen och har ett svart streck som visar fyndplatsens exakta position. Kartans mittpunktskoordinat är N 6452700, E 572530 i SWEREF 99 TM.</w:t>
+        <w:t>Figur 1. Fyndplatser för naturvårdsarter i och inom 24 meter från avverkningsanmälan. Markörer utan svart kant är placerade på fyndplatsen. Markörer med svart kant är placerade vid sidan av fyndplatsen och har ett svart streck som visar fyndplatsens exakta position. Kartans mittpunktskoordinat är N 6452700, E 572530 i SWEREF 99 TM.</w:t>
       </w:r>
     </w:p>
     <w:p>
       <w:r>
-        <w:t>I och inom 10 meter från avverkningsanmälan finns fynd av 6 naturvårdsarter, varav 3 är rödlistade, 5 är typiska (T) och 3 är signalarter (S): dropptaggsvamp (NT, T), fjällig taggsvamp s.str. (NT), gropticka (NT, T), blåmossa (S, T), grönpyrola (S, T) och mindre märgborre (S, T). Se Figur 1.</w:t>
+        <w:t>I och inom 24 meter från avverkningsanmälan finns fynd av 11 naturvårdsarter, varav 5 är rödlistade, 3 är fridlysta, 8 är typiska (T) och 3 är signalarter (S): dropptaggsvamp (NT, T), fjällig taggsvamp s.str. (NT), gropticka (NT, T), skarp dropptaggsvamp (NT), talltita (NT, §4), blåmossa (S, T), grönpyrola (S, T), mindre märgborre (S, T), blåsippa (T, §9), linnea (T) och tofsmes (T, §4). Se Figur 1.</w:t>
       </w:r>
     </w:p>
     <w:p>
@@ -160,6 +160,28 @@
         <w:rPr>
           <w:b/>
         </w:rPr>
+        <w:t xml:space="preserve">Skarp dropptaggsvamp (NT) </w:t>
+      </w:r>
+      <w:r>
+        <w:t>bildar mykorrhiza med både gran och tall, främst i barrskogar med trädkontinuitet. Arten uppträder dels i näringsrik kalkbarrskog och dels i sur lavtallskog. Kalkbarrskogarna är ofta grandominerade, olikåldriga och skiktade på frisk mark med ett örtrikt vegetationsskikt. Lavtallskogarna är i regel magra, torra, ljusöppna och ofta brandpräglade. Den totala populationen i landet har minskat och bedöms fortsätta minska till följd av avverkning av äldre barrskogar. Arten har begränsad förmåga att återetablera sig efter slutavverkning eller andra storskaliga skogsbruksåtgärder. Det saknas indikationer på att arten långsiktigt kan etablera eller reproducera sig i skogsbestånd som brukas med metoder som trakthyggesbruk, markberedning, gödsling eller föryngring med förädlat plantmaterial. Minskningstakten för den svenska populationen bedöms vara nära gränsvärdet för Sårbar (VU) (SLU Artdatabanken, 2026).</w:t>
+      </w:r>
+    </w:p>
+    <w:p>
+      <w:r>
+        <w:rPr>
+          <w:b/>
+        </w:rPr>
+        <w:t>Talltita (NT, §4)</w:t>
+      </w:r>
+      <w:r>
+        <w:t>, rödlistad som nära hotad och prioriterad art i Skogsvårdslagen, har häckningsrevir i anmälan. Arten har minskat kraftigt de senaste 30 åren och minskningstakten innevarande 10-årsperiod beräknas till 20 (10–30) %. Talltitan är synnerligen trogen sitt cirka 15 hektar stora revir och är beroende av flerskiktade olikåldriga skogar för att kunna föda upp sina ungar. Talltitan försvinner om dess livsmiljö kalavverkas (Eggers &amp; Low, 2014; Ekman, 1979; Griesser et al, 2007; Klein, 2020; Siffczyk et al, 2003; SLU Artdatabanken, 2021).</w:t>
+      </w:r>
+    </w:p>
+    <w:p>
+      <w:r>
+        <w:rPr>
+          <w:b/>
+        </w:rPr>
         <w:t xml:space="preserve">Blåmossa </w:t>
       </w:r>
       <w:r>
@@ -240,6 +262,75 @@
       </w:r>
       <w:r>
         <w:t xml:space="preserve"> (SLU Artdatabanken, 2026; Pettersson, 2014; Hedgren, 2012; Gunnarsson m fl., 1999).</w:t>
+      </w:r>
+    </w:p>
+    <w:p>
+      <w:r>
+        <w:rPr>
+          <w:b/>
+        </w:rPr>
+        <w:t>Blåsippa (§9)</w:t>
+      </w:r>
+      <w:r>
+        <w:t xml:space="preserve"> är typisk art för </w:t>
+      </w:r>
+      <w:r>
+        <w:rPr>
+          <w:i/>
+        </w:rPr>
+        <w:t>9050 Näringsrik granskog, 9020 Nordlig ädellövskog</w:t>
+      </w:r>
+      <w:r>
+        <w:t xml:space="preserve"> och </w:t>
+      </w:r>
+      <w:r>
+        <w:rPr>
+          <w:i/>
+        </w:rPr>
+        <w:t>8240 Karsthällmarker</w:t>
+      </w:r>
+      <w:r>
+        <w:t xml:space="preserve"> (SLU Artdatabanken, 2025).</w:t>
+      </w:r>
+    </w:p>
+    <w:p>
+      <w:r>
+        <w:rPr>
+          <w:b/>
+        </w:rPr>
+        <w:t xml:space="preserve">Linnea </w:t>
+      </w:r>
+      <w:r>
+        <w:t xml:space="preserve">är typisk art för </w:t>
+      </w:r>
+      <w:r>
+        <w:rPr>
+          <w:i/>
+        </w:rPr>
+        <w:t>9010 Taiga</w:t>
+      </w:r>
+      <w:r>
+        <w:t>. På linnea kan man hitta sporsäcksvampen linnealudd (SLU Artdatabanken, 2025).</w:t>
+      </w:r>
+    </w:p>
+    <w:p>
+      <w:r>
+        <w:rPr>
+          <w:b/>
+        </w:rPr>
+        <w:t>Tofsmes (§4)</w:t>
+      </w:r>
+      <w:r>
+        <w:t xml:space="preserve"> häckar i barr- och blandskog, främst i tallskog. Tofsmes är typisk art för </w:t>
+      </w:r>
+      <w:r>
+        <w:rPr>
+          <w:i/>
+        </w:rPr>
+        <w:t xml:space="preserve">9010 Taiga </w:t>
+      </w:r>
+      <w:r>
+        <w:t>(SLU Artdatabanken, 2025).</w:t>
       </w:r>
     </w:p>
     <w:p>
@@ -247,17 +338,39 @@
         <w:pStyle w:val="Heading1"/>
       </w:pPr>
       <w:r>
-        <w:t>Typiska arter och EU:s art- och habitatdirektiv</w:t>
+        <w:t>EU:s fågeldirektiv</w:t>
       </w:r>
     </w:p>
     <w:p>
       <w:r>
-        <w:t>Typiska arter används för att lokalisera områden med gynnsam bevarandestatus för de naturtyper som är listade i EU:s art- och habitatdirektiv. Ett exempel är Västlig taiga (EU-kod 9010) som saknar gynnsam bevarandestatus och minskar starkt som naturtyp i Sverige. Naturvårdsverket skriver i sin vägledning för Västlig taiga att dylika miljöer förutsätter normalt att skogarna skyddas långsiktigt, eftersom skogsbruk inte är förenligt med bevarande av naturtypen i gynnsamt tillstånd (Naturvårdsverket, 2011).</w:t>
+        <w:t xml:space="preserve">Europeiska unionens medlemsländer är skyldiga att agera i enlighet med EU:s fågeldirektiv där det uttryckligen står att direktivet gäller för fåglar samt för deras ägg, bon och </w:t>
+      </w:r>
+      <w:r>
+        <w:rPr>
+          <w:b/>
+        </w:rPr>
+        <w:t xml:space="preserve">livsmiljöer </w:t>
+      </w:r>
+      <w:r>
+        <w:t>(artikel 1). Vidare att de åtgärder som vidtas inte får leda till en försämring av den nuvarande situationen beträffande bevarandet av de fågelarter som avses i artikel 1 (artikel 13). Fågeldirektivet är styrande för tillsynsansvariga myndigheters ärendehantering, ställningstaganden och beslutsfattande.</w:t>
       </w:r>
     </w:p>
     <w:p>
-      <w:r>
-        <w:t>Följande typiska arter har sina livsmiljöer och växtplatser i den avverkningsanmälda skogen: dropptaggsvamp (NT, T), gropticka (NT, T), blåmossa (S, T), grönpyrola (S, T) och mindre märgborre (S, T).</w:t>
+      <w:pPr>
+        <w:pStyle w:val="Heading1"/>
+      </w:pPr>
+      <w:r>
+        <w:t>Typiska arter och EU:s art- och habitatdirektiv</w:t>
+      </w:r>
+    </w:p>
+    <w:p>
+      <w:r>
+        <w:t>Typiska arter används för att lokalisera områden med gynnsam bevarandestatus för de naturtyper som är listade i EU:s art- och habitatdirektiv. Ett exempel är Västlig taiga (EU-kod 9010) som saknar gynnsam bevarandestatus och minskar starkt som naturtyp i Sverige. Naturvårdsverket skriver i sin vägledning för Västlig taiga att dylika miljöer förutsätter normalt att skogarna skyddas långsiktigt, eftersom skogsbruk inte är förenligt med bevarande av naturtypen i gynnsamt tillstånd (Naturvårdsverket, 2011).</w:t>
+      </w:r>
+    </w:p>
+    <w:p>
+      <w:r>
+        <w:t>Följande typiska arter har sina livsmiljöer och växtplatser i den avverkningsanmälda skogen: dropptaggsvamp (NT, T), gropticka (NT, T), blåmossa (S, T), grönpyrola (S, T), mindre märgborre (S, T), blåsippa (T, §9), linnea (T) och tofsmes (T, §4).</w:t>
       </w:r>
     </w:p>
     <w:p>
@@ -324,7 +437,129 @@
         <w:pStyle w:val="Title"/>
       </w:pPr>
       <w:r>
-        <w:t>BILAGA 1 – Rödlistade arter</w:t>
+        <w:t>BILAGA 1 –</w:t>
+        <w:br/>
+        <w:t>Fridlysta och rödlistade arter</w:t>
+      </w:r>
+    </w:p>
+    <w:p>
+      <w:pPr>
+        <w:pStyle w:val="Heading1"/>
+      </w:pPr>
+      <w:r>
+        <w:t>Talltita – ekologi samt krav på livsmiljön</w:t>
+      </w:r>
+    </w:p>
+    <w:p>
+      <w:r>
+        <w:t>Talltita är rödlistad som NT, fridlyst och prioriterad art i Skogsvårdslagen. Den omfattas av EU:s fågeldirektiv. Arten har minskat kraftigt de senaste 30 åren och minskningstakten innevarande 10-årsperiod beräknas till 20 (10–30) % (SLU Artdatabanken, 2022).</w:t>
+      </w:r>
+    </w:p>
+    <w:p>
+      <w:r>
+        <w:t>Talltita föredrar större sammanhängande barrskogar, och finns såväl i tallskog som granskog och i lövblandad barrskog. Skogens struktur är viktig och ska helst vara flerskiktad med riklig underväxt av mindre granar, björk och andra lövträd och buskar. Tillgång på murknande högstubbar är särskilt viktig, eftersom talltitan helst själv hackar ut sitt bohål (SLU Artdatabanken, 2022).</w:t>
+      </w:r>
+    </w:p>
+    <w:p>
+      <w:r>
+        <w:t>Det finns flera studier som visar att talltita är känslig för gallring och inte överlever när dess livsmiljö kalavverkas (Eggers and Low, 2014; Griesser et al., 2007; Klein, 2020). Talltitans revir är förhållandevis stora, 10–20 hektar och arten missgynnas när skogen fragmenteras. Kalavverkning av större delar av reviret innebär att det överges (Artdatabanken, 2021).</w:t>
+      </w:r>
+    </w:p>
+    <w:p>
+      <w:r>
+        <w:t>Talltitan är synnerligen trogen sitt revir så länge paret lever och biotopen förblir intakt. Paret stannar i sitt revir året om. En förlust av ett revir har därför en stor inverkan på den lokala populationen och trakthyggesbruket anses vara orsak till den svenska populationens kraftiga minskning. Talltiteparets revirtrohet innebär att närhelst under året man observerar en adult talltita så ingår denna plats i reviret (Siffczyk et al., 2003; Ekman, 1979).</w:t>
+      </w:r>
+    </w:p>
+    <w:p>
+      <w:pPr>
+        <w:pStyle w:val="Heading2"/>
+      </w:pPr>
+      <w:r>
+        <w:t>Referenser – talltita</w:t>
+      </w:r>
+    </w:p>
+    <w:p>
+      <w:r>
+        <w:t xml:space="preserve">Eggers, S., Low, M., 2014. </w:t>
+      </w:r>
+      <w:r>
+        <w:rPr>
+          <w:i/>
+        </w:rPr>
+        <w:t xml:space="preserve">Differential demographic responses of sympatric Parids to vegetation management in boreal forest. </w:t>
+      </w:r>
+      <w:r>
+        <w:t>For. Ecol. Manage. 319, 169–175.</w:t>
+      </w:r>
+    </w:p>
+    <w:p>
+      <w:r>
+        <w:t xml:space="preserve">Ekman, J., 1979. </w:t>
+      </w:r>
+      <w:r>
+        <w:rPr>
+          <w:i/>
+        </w:rPr>
+        <w:t xml:space="preserve">Coherence, composition and territories of winter social groups of the Willow Tit Parus montanus and the Crested Tit P. cristatus. </w:t>
+      </w:r>
+      <w:r>
+        <w:t>Ornis Scandinavica, 10, pp 56–68</w:t>
+      </w:r>
+    </w:p>
+    <w:p>
+      <w:r>
+        <w:t xml:space="preserve">Griesser, M., Nystrand, M., Eggers, S., Ekman, J., 2007. </w:t>
+      </w:r>
+      <w:r>
+        <w:rPr>
+          <w:i/>
+        </w:rPr>
+        <w:t xml:space="preserve">Impact of forestry practices on fitness correlates and population productivity in an open-nesting bird species. </w:t>
+      </w:r>
+      <w:r>
+        <w:t>Conserv. Biol. 21, 767–774. https://doi.org/10.1111/j.1523- 1739.2007.00675.x</w:t>
+      </w:r>
+    </w:p>
+    <w:p>
+      <w:r>
+        <w:t xml:space="preserve">Klein, J., 2020. </w:t>
+      </w:r>
+      <w:r>
+        <w:rPr>
+          <w:i/>
+        </w:rPr>
+        <w:t xml:space="preserve">The forgotten forest – On thinning, retention, and biodiversity in the boreal forest. </w:t>
+      </w:r>
+      <w:r>
+        <w:t>Doctoral Thesis No. 2020:50</w:t>
+      </w:r>
+    </w:p>
+    <w:p>
+      <w:r>
+        <w:t xml:space="preserve">Siffczyk, C., Brotons, L., Kangas, K., Orell, M., 2003. </w:t>
+      </w:r>
+      <w:r>
+        <w:rPr>
+          <w:i/>
+        </w:rPr>
+        <w:t xml:space="preserve">Home range size of willow tits. </w:t>
+      </w:r>
+      <w:r>
+        <w:t>Oecologica, 136, 635–642 (2003)</w:t>
+      </w:r>
+    </w:p>
+    <w:p>
+      <w:r>
+        <w:t xml:space="preserve">SLU Artdatabanken, 2021. </w:t>
+      </w:r>
+      <w:r>
+        <w:rPr>
+          <w:i/>
+        </w:rPr>
+        <w:t xml:space="preserve">Artfaktablad. Naturvård – artfakta. </w:t>
+      </w:r>
+      <w:r>
+        <w:t>SLU Artdatabanken, Uppsala</w:t>
       </w:r>
     </w:p>
     <w:p>
@@ -897,7 +1132,7 @@
     <w:r>
       <w:tab/>
       <w:tab/>
-      <w:t>2026-10-18</w:t>
+      <w:t>2026-10-19</w:t>
       <w:br/>
       <w:br/>
     </w:r>

--- a/tillsyn/A 40918-2026 tillsynsbegäran.docx
+++ b/tillsyn/A 40918-2026 tillsynsbegäran.docx
@@ -1132,7 +1132,7 @@
     <w:r>
       <w:tab/>
       <w:tab/>
-      <w:t>2026-10-19</w:t>
+      <w:t>2026-10-20</w:t>
       <w:br/>
       <w:br/>
     </w:r>

--- a/tillsyn/A 40918-2026 tillsynsbegäran.docx
+++ b/tillsyn/A 40918-2026 tillsynsbegäran.docx
@@ -1132,7 +1132,7 @@
     <w:r>
       <w:tab/>
       <w:tab/>
-      <w:t>2026-10-20</w:t>
+      <w:t>2026-10-21</w:t>
       <w:br/>
       <w:br/>
     </w:r>

--- a/tillsyn/A 40918-2026 tillsynsbegäran.docx
+++ b/tillsyn/A 40918-2026 tillsynsbegäran.docx
@@ -1132,7 +1132,7 @@
     <w:r>
       <w:tab/>
       <w:tab/>
-      <w:t>2026-10-21</w:t>
+      <w:t>2026-10-22</w:t>
       <w:br/>
       <w:br/>
     </w:r>

--- a/tillsyn/A 40918-2026 tillsynsbegäran.docx
+++ b/tillsyn/A 40918-2026 tillsynsbegäran.docx
@@ -1132,7 +1132,7 @@
     <w:r>
       <w:tab/>
       <w:tab/>
-      <w:t>2026-10-22</w:t>
+      <w:t>2026-10-23</w:t>
       <w:br/>
       <w:br/>
     </w:r>

--- a/tillsyn/A 40918-2026 tillsynsbegäran.docx
+++ b/tillsyn/A 40918-2026 tillsynsbegäran.docx
@@ -1132,7 +1132,7 @@
     <w:r>
       <w:tab/>
       <w:tab/>
-      <w:t>2026-10-23</w:t>
+      <w:t>2026-10-24</w:t>
       <w:br/>
       <w:br/>
     </w:r>

--- a/tillsyn/A 40918-2026 tillsynsbegäran.docx
+++ b/tillsyn/A 40918-2026 tillsynsbegäran.docx
@@ -1132,7 +1132,7 @@
     <w:r>
       <w:tab/>
       <w:tab/>
-      <w:t>2026-10-24</w:t>
+      <w:t>2026-10-25</w:t>
       <w:br/>
       <w:br/>
     </w:r>

--- a/tillsyn/A 40918-2026 tillsynsbegäran.docx
+++ b/tillsyn/A 40918-2026 tillsynsbegäran.docx
@@ -1132,7 +1132,7 @@
     <w:r>
       <w:tab/>
       <w:tab/>
-      <w:t>2026-10-25</w:t>
+      <w:t>2026-10-26</w:t>
       <w:br/>
       <w:br/>
     </w:r>

--- a/tillsyn/A 40918-2026 tillsynsbegäran.docx
+++ b/tillsyn/A 40918-2026 tillsynsbegäran.docx
@@ -1132,7 +1132,7 @@
     <w:r>
       <w:tab/>
       <w:tab/>
-      <w:t>2026-10-26</w:t>
+      <w:t>2026-10-27</w:t>
       <w:br/>
       <w:br/>
     </w:r>

--- a/tillsyn/A 40918-2026 tillsynsbegäran.docx
+++ b/tillsyn/A 40918-2026 tillsynsbegäran.docx
@@ -1132,7 +1132,7 @@
     <w:r>
       <w:tab/>
       <w:tab/>
-      <w:t>2026-10-27</w:t>
+      <w:t>2026-10-28</w:t>
       <w:br/>
       <w:br/>
     </w:r>

--- a/tillsyn/A 40918-2026 tillsynsbegäran.docx
+++ b/tillsyn/A 40918-2026 tillsynsbegäran.docx
@@ -1132,7 +1132,7 @@
     <w:r>
       <w:tab/>
       <w:tab/>
-      <w:t>2026-10-28</w:t>
+      <w:t>2026-10-29</w:t>
       <w:br/>
       <w:br/>
     </w:r>

--- a/tillsyn/A 40918-2026 tillsynsbegäran.docx
+++ b/tillsyn/A 40918-2026 tillsynsbegäran.docx
@@ -1132,7 +1132,7 @@
     <w:r>
       <w:tab/>
       <w:tab/>
-      <w:t>2026-10-29</w:t>
+      <w:t>2026-10-31</w:t>
       <w:br/>
       <w:br/>
     </w:r>
